--- a/contenus-portefeuille/2026-10-24_Jeko-podcast-A-la-caisse.docx
+++ b/contenus-portefeuille/2026-10-24_Jeko-podcast-A-la-caisse.docx
@@ -209,6 +209,7 @@
     <w:tbl>
       <w:tblPr>
         <w:tblW w:type="auto" w:w="0"/>
+        <w:tblLayout w:type="fixed"/>
         <w:tblLook w:firstColumn="1" w:firstRow="1" w:lastColumn="0" w:lastRow="0" w:noHBand="0" w:noVBand="1" w:val="04A0"/>
         <w:tblBorders>
           <w:top w:val="single" w:sz="4" w:color="E4E0F2"/>
@@ -218,16 +219,17 @@
           <w:insideH w:val="single" w:sz="4" w:color="E4E0F2"/>
           <w:insideV w:val="single" w:sz="4" w:color="E4E0F2"/>
         </w:tblBorders>
+        <w:tblLayout w:type="fixed"/>
       </w:tblPr>
       <w:tblGrid>
-        <w:gridCol w:w="3249"/>
-        <w:gridCol w:w="3249"/>
-        <w:gridCol w:w="3249"/>
+        <w:gridCol w:w="2058"/>
+        <w:gridCol w:w="3529"/>
+        <w:gridCol w:w="3823"/>
       </w:tblGrid>
       <w:tr>
         <w:tc>
           <w:tcPr>
-            <w:tcW w:type="dxa" w:w="1984"/>
+            <w:tcW w:type="dxa" w:w="2059"/>
             <w:shd w:val="clear" w:color="auto" w:fill="3A0CA3"/>
           </w:tcPr>
           <w:p>
@@ -244,7 +246,7 @@
         </w:tc>
         <w:tc>
           <w:tcPr>
-            <w:tcW w:type="dxa" w:w="3402"/>
+            <w:tcW w:type="dxa" w:w="3529"/>
             <w:shd w:val="clear" w:color="auto" w:fill="3A0CA3"/>
           </w:tcPr>
           <w:p>
@@ -261,7 +263,7 @@
         </w:tc>
         <w:tc>
           <w:tcPr>
-            <w:tcW w:type="dxa" w:w="3685"/>
+            <w:tcW w:type="dxa" w:w="3823"/>
             <w:shd w:val="clear" w:color="auto" w:fill="3A0CA3"/>
           </w:tcPr>
           <w:p>
@@ -280,7 +282,7 @@
       <w:tr>
         <w:tc>
           <w:tcPr>
-            <w:tcW w:type="dxa" w:w="1984"/>
+            <w:tcW w:type="dxa" w:w="2059"/>
           </w:tcPr>
           <w:p>
             <w:r/>
@@ -295,7 +297,7 @@
         </w:tc>
         <w:tc>
           <w:tcPr>
-            <w:tcW w:type="dxa" w:w="3402"/>
+            <w:tcW w:type="dxa" w:w="3529"/>
           </w:tcPr>
           <w:p>
             <w:r/>
@@ -310,7 +312,7 @@
         </w:tc>
         <w:tc>
           <w:tcPr>
-            <w:tcW w:type="dxa" w:w="3685"/>
+            <w:tcW w:type="dxa" w:w="3823"/>
           </w:tcPr>
           <w:p>
             <w:r/>
@@ -327,7 +329,7 @@
       <w:tr>
         <w:tc>
           <w:tcPr>
-            <w:tcW w:type="dxa" w:w="1984"/>
+            <w:tcW w:type="dxa" w:w="2059"/>
             <w:shd w:val="clear" w:color="auto" w:fill="EBE7F6"/>
           </w:tcPr>
           <w:p>
@@ -343,7 +345,7 @@
         </w:tc>
         <w:tc>
           <w:tcPr>
-            <w:tcW w:type="dxa" w:w="3402"/>
+            <w:tcW w:type="dxa" w:w="3529"/>
             <w:shd w:val="clear" w:color="auto" w:fill="EBE7F6"/>
           </w:tcPr>
           <w:p>
@@ -359,7 +361,7 @@
         </w:tc>
         <w:tc>
           <w:tcPr>
-            <w:tcW w:type="dxa" w:w="3685"/>
+            <w:tcW w:type="dxa" w:w="3823"/>
             <w:shd w:val="clear" w:color="auto" w:fill="EBE7F6"/>
           </w:tcPr>
           <w:p>
@@ -377,7 +379,7 @@
       <w:tr>
         <w:tc>
           <w:tcPr>
-            <w:tcW w:type="dxa" w:w="1984"/>
+            <w:tcW w:type="dxa" w:w="2059"/>
           </w:tcPr>
           <w:p>
             <w:r/>
@@ -392,7 +394,7 @@
         </w:tc>
         <w:tc>
           <w:tcPr>
-            <w:tcW w:type="dxa" w:w="3402"/>
+            <w:tcW w:type="dxa" w:w="3529"/>
           </w:tcPr>
           <w:p>
             <w:r/>
@@ -407,7 +409,7 @@
         </w:tc>
         <w:tc>
           <w:tcPr>
-            <w:tcW w:type="dxa" w:w="3685"/>
+            <w:tcW w:type="dxa" w:w="3823"/>
           </w:tcPr>
           <w:p>
             <w:r/>
@@ -448,6 +450,7 @@
     <w:tbl>
       <w:tblPr>
         <w:tblW w:type="auto" w:w="0"/>
+        <w:tblLayout w:type="fixed"/>
         <w:tblLook w:firstColumn="1" w:firstRow="1" w:lastColumn="0" w:lastRow="0" w:noHBand="0" w:noVBand="1" w:val="04A0"/>
         <w:tblBorders>
           <w:top w:val="single" w:sz="4" w:color="E4E0F2"/>
@@ -457,16 +460,17 @@
           <w:insideH w:val="single" w:sz="4" w:color="E4E0F2"/>
           <w:insideV w:val="single" w:sz="4" w:color="E4E0F2"/>
         </w:tblBorders>
+        <w:tblLayout w:type="fixed"/>
       </w:tblPr>
       <w:tblGrid>
-        <w:gridCol w:w="3249"/>
-        <w:gridCol w:w="3249"/>
-        <w:gridCol w:w="3249"/>
+        <w:gridCol w:w="1764"/>
+        <w:gridCol w:w="1176"/>
+        <w:gridCol w:w="6470"/>
       </w:tblGrid>
       <w:tr>
         <w:tc>
           <w:tcPr>
-            <w:tcW w:type="dxa" w:w="1701"/>
+            <w:tcW w:type="dxa" w:w="1765"/>
             <w:shd w:val="clear" w:color="auto" w:fill="3A0CA3"/>
           </w:tcPr>
           <w:p>
@@ -483,7 +487,7 @@
         </w:tc>
         <w:tc>
           <w:tcPr>
-            <w:tcW w:type="dxa" w:w="1134"/>
+            <w:tcW w:type="dxa" w:w="1176"/>
             <w:shd w:val="clear" w:color="auto" w:fill="3A0CA3"/>
           </w:tcPr>
           <w:p>
@@ -500,7 +504,7 @@
         </w:tc>
         <w:tc>
           <w:tcPr>
-            <w:tcW w:type="dxa" w:w="6236"/>
+            <w:tcW w:type="dxa" w:w="6470"/>
             <w:shd w:val="clear" w:color="auto" w:fill="3A0CA3"/>
           </w:tcPr>
           <w:p>
@@ -519,7 +523,7 @@
       <w:tr>
         <w:tc>
           <w:tcPr>
-            <w:tcW w:type="dxa" w:w="1701"/>
+            <w:tcW w:type="dxa" w:w="1765"/>
           </w:tcPr>
           <w:p>
             <w:r/>
@@ -534,7 +538,7 @@
         </w:tc>
         <w:tc>
           <w:tcPr>
-            <w:tcW w:type="dxa" w:w="1134"/>
+            <w:tcW w:type="dxa" w:w="1176"/>
           </w:tcPr>
           <w:p>
             <w:r/>
@@ -549,7 +553,7 @@
         </w:tc>
         <w:tc>
           <w:tcPr>
-            <w:tcW w:type="dxa" w:w="6236"/>
+            <w:tcW w:type="dxa" w:w="6470"/>
           </w:tcPr>
           <w:p>
             <w:r/>
@@ -566,7 +570,7 @@
       <w:tr>
         <w:tc>
           <w:tcPr>
-            <w:tcW w:type="dxa" w:w="1701"/>
+            <w:tcW w:type="dxa" w:w="1765"/>
             <w:shd w:val="clear" w:color="auto" w:fill="EBE7F6"/>
           </w:tcPr>
           <w:p>
@@ -582,7 +586,7 @@
         </w:tc>
         <w:tc>
           <w:tcPr>
-            <w:tcW w:type="dxa" w:w="1134"/>
+            <w:tcW w:type="dxa" w:w="1176"/>
             <w:shd w:val="clear" w:color="auto" w:fill="EBE7F6"/>
           </w:tcPr>
           <w:p>
@@ -598,7 +602,7 @@
         </w:tc>
         <w:tc>
           <w:tcPr>
-            <w:tcW w:type="dxa" w:w="6236"/>
+            <w:tcW w:type="dxa" w:w="6470"/>
             <w:shd w:val="clear" w:color="auto" w:fill="EBE7F6"/>
           </w:tcPr>
           <w:p>
@@ -616,7 +620,7 @@
       <w:tr>
         <w:tc>
           <w:tcPr>
-            <w:tcW w:type="dxa" w:w="1701"/>
+            <w:tcW w:type="dxa" w:w="1765"/>
           </w:tcPr>
           <w:p>
             <w:r/>
@@ -631,7 +635,7 @@
         </w:tc>
         <w:tc>
           <w:tcPr>
-            <w:tcW w:type="dxa" w:w="1134"/>
+            <w:tcW w:type="dxa" w:w="1176"/>
           </w:tcPr>
           <w:p>
             <w:r/>
@@ -646,7 +650,7 @@
         </w:tc>
         <w:tc>
           <w:tcPr>
-            <w:tcW w:type="dxa" w:w="6236"/>
+            <w:tcW w:type="dxa" w:w="6470"/>
           </w:tcPr>
           <w:p>
             <w:r/>
@@ -663,7 +667,7 @@
       <w:tr>
         <w:tc>
           <w:tcPr>
-            <w:tcW w:type="dxa" w:w="1701"/>
+            <w:tcW w:type="dxa" w:w="1765"/>
             <w:shd w:val="clear" w:color="auto" w:fill="EBE7F6"/>
           </w:tcPr>
           <w:p>
@@ -679,7 +683,7 @@
         </w:tc>
         <w:tc>
           <w:tcPr>
-            <w:tcW w:type="dxa" w:w="1134"/>
+            <w:tcW w:type="dxa" w:w="1176"/>
             <w:shd w:val="clear" w:color="auto" w:fill="EBE7F6"/>
           </w:tcPr>
           <w:p>
@@ -695,7 +699,7 @@
         </w:tc>
         <w:tc>
           <w:tcPr>
-            <w:tcW w:type="dxa" w:w="6236"/>
+            <w:tcW w:type="dxa" w:w="6470"/>
             <w:shd w:val="clear" w:color="auto" w:fill="EBE7F6"/>
           </w:tcPr>
           <w:p>
@@ -713,7 +717,7 @@
       <w:tr>
         <w:tc>
           <w:tcPr>
-            <w:tcW w:type="dxa" w:w="1701"/>
+            <w:tcW w:type="dxa" w:w="1765"/>
           </w:tcPr>
           <w:p>
             <w:r/>
@@ -728,7 +732,7 @@
         </w:tc>
         <w:tc>
           <w:tcPr>
-            <w:tcW w:type="dxa" w:w="1134"/>
+            <w:tcW w:type="dxa" w:w="1176"/>
           </w:tcPr>
           <w:p>
             <w:r/>
@@ -743,7 +747,7 @@
         </w:tc>
         <w:tc>
           <w:tcPr>
-            <w:tcW w:type="dxa" w:w="6236"/>
+            <w:tcW w:type="dxa" w:w="6470"/>
           </w:tcPr>
           <w:p>
             <w:r/>
@@ -760,7 +764,7 @@
       <w:tr>
         <w:tc>
           <w:tcPr>
-            <w:tcW w:type="dxa" w:w="1701"/>
+            <w:tcW w:type="dxa" w:w="1765"/>
             <w:shd w:val="clear" w:color="auto" w:fill="EBE7F6"/>
           </w:tcPr>
           <w:p>
@@ -776,7 +780,7 @@
         </w:tc>
         <w:tc>
           <w:tcPr>
-            <w:tcW w:type="dxa" w:w="1134"/>
+            <w:tcW w:type="dxa" w:w="1176"/>
             <w:shd w:val="clear" w:color="auto" w:fill="EBE7F6"/>
           </w:tcPr>
           <w:p>
@@ -792,7 +796,7 @@
         </w:tc>
         <w:tc>
           <w:tcPr>
-            <w:tcW w:type="dxa" w:w="6236"/>
+            <w:tcW w:type="dxa" w:w="6470"/>
             <w:shd w:val="clear" w:color="auto" w:fill="EBE7F6"/>
           </w:tcPr>
           <w:p>
@@ -828,6 +832,7 @@
     <w:tbl>
       <w:tblPr>
         <w:tblW w:type="auto" w:w="0"/>
+        <w:tblLayout w:type="fixed"/>
         <w:tblLook w:firstColumn="1" w:firstRow="1" w:lastColumn="0" w:lastRow="0" w:noHBand="0" w:noVBand="1" w:val="04A0"/>
         <w:tblBorders>
           <w:top w:val="single" w:sz="4" w:color="E4E0F2"/>
@@ -837,17 +842,18 @@
           <w:insideH w:val="single" w:sz="4" w:color="E4E0F2"/>
           <w:insideV w:val="single" w:sz="4" w:color="E4E0F2"/>
         </w:tblBorders>
+        <w:tblLayout w:type="fixed"/>
       </w:tblPr>
       <w:tblGrid>
-        <w:gridCol w:w="2436"/>
-        <w:gridCol w:w="2436"/>
-        <w:gridCol w:w="2436"/>
-        <w:gridCol w:w="2436"/>
+        <w:gridCol w:w="470"/>
+        <w:gridCol w:w="2647"/>
+        <w:gridCol w:w="3235"/>
+        <w:gridCol w:w="3058"/>
       </w:tblGrid>
       <w:tr>
         <w:tc>
           <w:tcPr>
-            <w:tcW w:type="dxa" w:w="454"/>
+            <w:tcW w:type="dxa" w:w="471"/>
             <w:shd w:val="clear" w:color="auto" w:fill="3A0CA3"/>
           </w:tcPr>
           <w:p>
@@ -864,7 +870,7 @@
         </w:tc>
         <w:tc>
           <w:tcPr>
-            <w:tcW w:type="dxa" w:w="2551"/>
+            <w:tcW w:type="dxa" w:w="2647"/>
             <w:shd w:val="clear" w:color="auto" w:fill="3A0CA3"/>
           </w:tcPr>
           <w:p>
@@ -881,7 +887,7 @@
         </w:tc>
         <w:tc>
           <w:tcPr>
-            <w:tcW w:type="dxa" w:w="3118"/>
+            <w:tcW w:type="dxa" w:w="3235"/>
             <w:shd w:val="clear" w:color="auto" w:fill="3A0CA3"/>
           </w:tcPr>
           <w:p>
@@ -898,7 +904,7 @@
         </w:tc>
         <w:tc>
           <w:tcPr>
-            <w:tcW w:type="dxa" w:w="2948"/>
+            <w:tcW w:type="dxa" w:w="3059"/>
             <w:shd w:val="clear" w:color="auto" w:fill="3A0CA3"/>
           </w:tcPr>
           <w:p>
@@ -917,7 +923,7 @@
       <w:tr>
         <w:tc>
           <w:tcPr>
-            <w:tcW w:type="dxa" w:w="454"/>
+            <w:tcW w:type="dxa" w:w="471"/>
           </w:tcPr>
           <w:p>
             <w:r/>
@@ -932,7 +938,7 @@
         </w:tc>
         <w:tc>
           <w:tcPr>
-            <w:tcW w:type="dxa" w:w="2551"/>
+            <w:tcW w:type="dxa" w:w="2647"/>
           </w:tcPr>
           <w:p>
             <w:r/>
@@ -947,7 +953,7 @@
         </w:tc>
         <w:tc>
           <w:tcPr>
-            <w:tcW w:type="dxa" w:w="3118"/>
+            <w:tcW w:type="dxa" w:w="3235"/>
           </w:tcPr>
           <w:p>
             <w:r/>
@@ -962,7 +968,7 @@
         </w:tc>
         <w:tc>
           <w:tcPr>
-            <w:tcW w:type="dxa" w:w="2948"/>
+            <w:tcW w:type="dxa" w:w="3059"/>
           </w:tcPr>
           <w:p>
             <w:r/>
@@ -979,7 +985,7 @@
       <w:tr>
         <w:tc>
           <w:tcPr>
-            <w:tcW w:type="dxa" w:w="454"/>
+            <w:tcW w:type="dxa" w:w="471"/>
             <w:shd w:val="clear" w:color="auto" w:fill="EBE7F6"/>
           </w:tcPr>
           <w:p>
@@ -995,7 +1001,7 @@
         </w:tc>
         <w:tc>
           <w:tcPr>
-            <w:tcW w:type="dxa" w:w="2551"/>
+            <w:tcW w:type="dxa" w:w="2647"/>
             <w:shd w:val="clear" w:color="auto" w:fill="EBE7F6"/>
           </w:tcPr>
           <w:p>
@@ -1011,7 +1017,7 @@
         </w:tc>
         <w:tc>
           <w:tcPr>
-            <w:tcW w:type="dxa" w:w="3118"/>
+            <w:tcW w:type="dxa" w:w="3235"/>
             <w:shd w:val="clear" w:color="auto" w:fill="EBE7F6"/>
           </w:tcPr>
           <w:p>
@@ -1027,7 +1033,7 @@
         </w:tc>
         <w:tc>
           <w:tcPr>
-            <w:tcW w:type="dxa" w:w="2948"/>
+            <w:tcW w:type="dxa" w:w="3059"/>
             <w:shd w:val="clear" w:color="auto" w:fill="EBE7F6"/>
           </w:tcPr>
           <w:p>
@@ -1045,7 +1051,7 @@
       <w:tr>
         <w:tc>
           <w:tcPr>
-            <w:tcW w:type="dxa" w:w="454"/>
+            <w:tcW w:type="dxa" w:w="471"/>
           </w:tcPr>
           <w:p>
             <w:r/>
@@ -1060,7 +1066,7 @@
         </w:tc>
         <w:tc>
           <w:tcPr>
-            <w:tcW w:type="dxa" w:w="2551"/>
+            <w:tcW w:type="dxa" w:w="2647"/>
           </w:tcPr>
           <w:p>
             <w:r/>
@@ -1075,7 +1081,7 @@
         </w:tc>
         <w:tc>
           <w:tcPr>
-            <w:tcW w:type="dxa" w:w="3118"/>
+            <w:tcW w:type="dxa" w:w="3235"/>
           </w:tcPr>
           <w:p>
             <w:r/>
@@ -1090,7 +1096,7 @@
         </w:tc>
         <w:tc>
           <w:tcPr>
-            <w:tcW w:type="dxa" w:w="2948"/>
+            <w:tcW w:type="dxa" w:w="3059"/>
           </w:tcPr>
           <w:p>
             <w:r/>
@@ -1107,7 +1113,7 @@
       <w:tr>
         <w:tc>
           <w:tcPr>
-            <w:tcW w:type="dxa" w:w="454"/>
+            <w:tcW w:type="dxa" w:w="471"/>
             <w:shd w:val="clear" w:color="auto" w:fill="EBE7F6"/>
           </w:tcPr>
           <w:p>
@@ -1123,7 +1129,7 @@
         </w:tc>
         <w:tc>
           <w:tcPr>
-            <w:tcW w:type="dxa" w:w="2551"/>
+            <w:tcW w:type="dxa" w:w="2647"/>
             <w:shd w:val="clear" w:color="auto" w:fill="EBE7F6"/>
           </w:tcPr>
           <w:p>
@@ -1139,7 +1145,7 @@
         </w:tc>
         <w:tc>
           <w:tcPr>
-            <w:tcW w:type="dxa" w:w="3118"/>
+            <w:tcW w:type="dxa" w:w="3235"/>
             <w:shd w:val="clear" w:color="auto" w:fill="EBE7F6"/>
           </w:tcPr>
           <w:p>
@@ -1155,7 +1161,7 @@
         </w:tc>
         <w:tc>
           <w:tcPr>
-            <w:tcW w:type="dxa" w:w="2948"/>
+            <w:tcW w:type="dxa" w:w="3059"/>
             <w:shd w:val="clear" w:color="auto" w:fill="EBE7F6"/>
           </w:tcPr>
           <w:p>
@@ -1173,7 +1179,7 @@
       <w:tr>
         <w:tc>
           <w:tcPr>
-            <w:tcW w:type="dxa" w:w="454"/>
+            <w:tcW w:type="dxa" w:w="471"/>
           </w:tcPr>
           <w:p>
             <w:r/>
@@ -1188,7 +1194,7 @@
         </w:tc>
         <w:tc>
           <w:tcPr>
-            <w:tcW w:type="dxa" w:w="2551"/>
+            <w:tcW w:type="dxa" w:w="2647"/>
           </w:tcPr>
           <w:p>
             <w:r/>
@@ -1203,7 +1209,7 @@
         </w:tc>
         <w:tc>
           <w:tcPr>
-            <w:tcW w:type="dxa" w:w="3118"/>
+            <w:tcW w:type="dxa" w:w="3235"/>
           </w:tcPr>
           <w:p>
             <w:r/>
@@ -1218,7 +1224,7 @@
         </w:tc>
         <w:tc>
           <w:tcPr>
-            <w:tcW w:type="dxa" w:w="2948"/>
+            <w:tcW w:type="dxa" w:w="3059"/>
           </w:tcPr>
           <w:p>
             <w:r/>
@@ -1235,7 +1241,7 @@
       <w:tr>
         <w:tc>
           <w:tcPr>
-            <w:tcW w:type="dxa" w:w="454"/>
+            <w:tcW w:type="dxa" w:w="471"/>
             <w:shd w:val="clear" w:color="auto" w:fill="EBE7F6"/>
           </w:tcPr>
           <w:p>
@@ -1251,7 +1257,7 @@
         </w:tc>
         <w:tc>
           <w:tcPr>
-            <w:tcW w:type="dxa" w:w="2551"/>
+            <w:tcW w:type="dxa" w:w="2647"/>
             <w:shd w:val="clear" w:color="auto" w:fill="EBE7F6"/>
           </w:tcPr>
           <w:p>
@@ -1267,7 +1273,7 @@
         </w:tc>
         <w:tc>
           <w:tcPr>
-            <w:tcW w:type="dxa" w:w="3118"/>
+            <w:tcW w:type="dxa" w:w="3235"/>
             <w:shd w:val="clear" w:color="auto" w:fill="EBE7F6"/>
           </w:tcPr>
           <w:p>
@@ -1283,7 +1289,7 @@
         </w:tc>
         <w:tc>
           <w:tcPr>
-            <w:tcW w:type="dxa" w:w="2948"/>
+            <w:tcW w:type="dxa" w:w="3059"/>
             <w:shd w:val="clear" w:color="auto" w:fill="EBE7F6"/>
           </w:tcPr>
           <w:p>
@@ -1301,7 +1307,7 @@
       <w:tr>
         <w:tc>
           <w:tcPr>
-            <w:tcW w:type="dxa" w:w="454"/>
+            <w:tcW w:type="dxa" w:w="471"/>
           </w:tcPr>
           <w:p>
             <w:r/>
@@ -1316,7 +1322,7 @@
         </w:tc>
         <w:tc>
           <w:tcPr>
-            <w:tcW w:type="dxa" w:w="2551"/>
+            <w:tcW w:type="dxa" w:w="2647"/>
           </w:tcPr>
           <w:p>
             <w:r/>
@@ -1331,7 +1337,7 @@
         </w:tc>
         <w:tc>
           <w:tcPr>
-            <w:tcW w:type="dxa" w:w="3118"/>
+            <w:tcW w:type="dxa" w:w="3235"/>
           </w:tcPr>
           <w:p>
             <w:r/>
@@ -1346,7 +1352,7 @@
         </w:tc>
         <w:tc>
           <w:tcPr>
-            <w:tcW w:type="dxa" w:w="2948"/>
+            <w:tcW w:type="dxa" w:w="3059"/>
           </w:tcPr>
           <w:p>
             <w:r/>
@@ -1363,7 +1369,7 @@
       <w:tr>
         <w:tc>
           <w:tcPr>
-            <w:tcW w:type="dxa" w:w="454"/>
+            <w:tcW w:type="dxa" w:w="471"/>
             <w:shd w:val="clear" w:color="auto" w:fill="EBE7F6"/>
           </w:tcPr>
           <w:p>
@@ -1379,7 +1385,7 @@
         </w:tc>
         <w:tc>
           <w:tcPr>
-            <w:tcW w:type="dxa" w:w="2551"/>
+            <w:tcW w:type="dxa" w:w="2647"/>
             <w:shd w:val="clear" w:color="auto" w:fill="EBE7F6"/>
           </w:tcPr>
           <w:p>
@@ -1395,7 +1401,7 @@
         </w:tc>
         <w:tc>
           <w:tcPr>
-            <w:tcW w:type="dxa" w:w="3118"/>
+            <w:tcW w:type="dxa" w:w="3235"/>
             <w:shd w:val="clear" w:color="auto" w:fill="EBE7F6"/>
           </w:tcPr>
           <w:p>
@@ -1411,7 +1417,7 @@
         </w:tc>
         <w:tc>
           <w:tcPr>
-            <w:tcW w:type="dxa" w:w="2948"/>
+            <w:tcW w:type="dxa" w:w="3059"/>
             <w:shd w:val="clear" w:color="auto" w:fill="EBE7F6"/>
           </w:tcPr>
           <w:p>
@@ -1447,6 +1453,7 @@
     <w:tbl>
       <w:tblPr>
         <w:tblW w:type="auto" w:w="0"/>
+        <w:tblLayout w:type="fixed"/>
         <w:tblLook w:firstColumn="1" w:firstRow="1" w:lastColumn="0" w:lastRow="0" w:noHBand="0" w:noVBand="1" w:val="04A0"/>
         <w:tblBorders>
           <w:top w:val="single" w:sz="4" w:color="E4E0F2"/>
@@ -1456,16 +1463,17 @@
           <w:insideH w:val="single" w:sz="4" w:color="E4E0F2"/>
           <w:insideV w:val="single" w:sz="4" w:color="E4E0F2"/>
         </w:tblBorders>
+        <w:tblLayout w:type="fixed"/>
       </w:tblPr>
       <w:tblGrid>
-        <w:gridCol w:w="3249"/>
-        <w:gridCol w:w="3249"/>
-        <w:gridCol w:w="3249"/>
+        <w:gridCol w:w="2647"/>
+        <w:gridCol w:w="4706"/>
+        <w:gridCol w:w="2058"/>
       </w:tblGrid>
       <w:tr>
         <w:tc>
           <w:tcPr>
-            <w:tcW w:type="dxa" w:w="2551"/>
+            <w:tcW w:type="dxa" w:w="2647"/>
             <w:shd w:val="clear" w:color="auto" w:fill="3A0CA3"/>
           </w:tcPr>
           <w:p>
@@ -1482,7 +1490,7 @@
         </w:tc>
         <w:tc>
           <w:tcPr>
-            <w:tcW w:type="dxa" w:w="4535"/>
+            <w:tcW w:type="dxa" w:w="4706"/>
             <w:shd w:val="clear" w:color="auto" w:fill="3A0CA3"/>
           </w:tcPr>
           <w:p>
@@ -1499,7 +1507,7 @@
         </w:tc>
         <w:tc>
           <w:tcPr>
-            <w:tcW w:type="dxa" w:w="1984"/>
+            <w:tcW w:type="dxa" w:w="2059"/>
             <w:shd w:val="clear" w:color="auto" w:fill="3A0CA3"/>
           </w:tcPr>
           <w:p>
@@ -1518,7 +1526,7 @@
       <w:tr>
         <w:tc>
           <w:tcPr>
-            <w:tcW w:type="dxa" w:w="2551"/>
+            <w:tcW w:type="dxa" w:w="2647"/>
           </w:tcPr>
           <w:p>
             <w:r/>
@@ -1533,7 +1541,7 @@
         </w:tc>
         <w:tc>
           <w:tcPr>
-            <w:tcW w:type="dxa" w:w="4535"/>
+            <w:tcW w:type="dxa" w:w="4706"/>
           </w:tcPr>
           <w:p>
             <w:r/>
@@ -1548,7 +1556,7 @@
         </w:tc>
         <w:tc>
           <w:tcPr>
-            <w:tcW w:type="dxa" w:w="1984"/>
+            <w:tcW w:type="dxa" w:w="2059"/>
           </w:tcPr>
           <w:p>
             <w:r/>
@@ -1565,7 +1573,7 @@
       <w:tr>
         <w:tc>
           <w:tcPr>
-            <w:tcW w:type="dxa" w:w="2551"/>
+            <w:tcW w:type="dxa" w:w="2647"/>
             <w:shd w:val="clear" w:color="auto" w:fill="EBE7F6"/>
           </w:tcPr>
           <w:p>
@@ -1581,7 +1589,7 @@
         </w:tc>
         <w:tc>
           <w:tcPr>
-            <w:tcW w:type="dxa" w:w="4535"/>
+            <w:tcW w:type="dxa" w:w="4706"/>
             <w:shd w:val="clear" w:color="auto" w:fill="EBE7F6"/>
           </w:tcPr>
           <w:p>
@@ -1597,7 +1605,7 @@
         </w:tc>
         <w:tc>
           <w:tcPr>
-            <w:tcW w:type="dxa" w:w="1984"/>
+            <w:tcW w:type="dxa" w:w="2059"/>
             <w:shd w:val="clear" w:color="auto" w:fill="EBE7F6"/>
           </w:tcPr>
           <w:p>
@@ -1615,7 +1623,7 @@
       <w:tr>
         <w:tc>
           <w:tcPr>
-            <w:tcW w:type="dxa" w:w="2551"/>
+            <w:tcW w:type="dxa" w:w="2647"/>
           </w:tcPr>
           <w:p>
             <w:r/>
@@ -1630,7 +1638,7 @@
         </w:tc>
         <w:tc>
           <w:tcPr>
-            <w:tcW w:type="dxa" w:w="4535"/>
+            <w:tcW w:type="dxa" w:w="4706"/>
           </w:tcPr>
           <w:p>
             <w:r/>
@@ -1645,7 +1653,7 @@
         </w:tc>
         <w:tc>
           <w:tcPr>
-            <w:tcW w:type="dxa" w:w="1984"/>
+            <w:tcW w:type="dxa" w:w="2059"/>
           </w:tcPr>
           <w:p>
             <w:r/>
@@ -1662,7 +1670,7 @@
       <w:tr>
         <w:tc>
           <w:tcPr>
-            <w:tcW w:type="dxa" w:w="2551"/>
+            <w:tcW w:type="dxa" w:w="2647"/>
             <w:shd w:val="clear" w:color="auto" w:fill="EBE7F6"/>
           </w:tcPr>
           <w:p>
@@ -1678,7 +1686,7 @@
         </w:tc>
         <w:tc>
           <w:tcPr>
-            <w:tcW w:type="dxa" w:w="4535"/>
+            <w:tcW w:type="dxa" w:w="4706"/>
             <w:shd w:val="clear" w:color="auto" w:fill="EBE7F6"/>
           </w:tcPr>
           <w:p>
@@ -1694,7 +1702,7 @@
         </w:tc>
         <w:tc>
           <w:tcPr>
-            <w:tcW w:type="dxa" w:w="1984"/>
+            <w:tcW w:type="dxa" w:w="2059"/>
             <w:shd w:val="clear" w:color="auto" w:fill="EBE7F6"/>
           </w:tcPr>
           <w:p>
@@ -1712,7 +1720,7 @@
       <w:tr>
         <w:tc>
           <w:tcPr>
-            <w:tcW w:type="dxa" w:w="2551"/>
+            <w:tcW w:type="dxa" w:w="2647"/>
           </w:tcPr>
           <w:p>
             <w:r/>
@@ -1727,7 +1735,7 @@
         </w:tc>
         <w:tc>
           <w:tcPr>
-            <w:tcW w:type="dxa" w:w="4535"/>
+            <w:tcW w:type="dxa" w:w="4706"/>
           </w:tcPr>
           <w:p>
             <w:r/>
@@ -1742,7 +1750,7 @@
         </w:tc>
         <w:tc>
           <w:tcPr>
-            <w:tcW w:type="dxa" w:w="1984"/>
+            <w:tcW w:type="dxa" w:w="2059"/>
           </w:tcPr>
           <w:p>
             <w:r/>
@@ -1859,6 +1867,7 @@
     <w:tbl>
       <w:tblPr>
         <w:tblW w:type="auto" w:w="0"/>
+        <w:tblLayout w:type="fixed"/>
         <w:tblLook w:firstColumn="1" w:firstRow="1" w:lastColumn="0" w:lastRow="0" w:noHBand="0" w:noVBand="1" w:val="04A0"/>
         <w:tblBorders>
           <w:top w:val="single" w:sz="4" w:color="E4E0F2"/>
@@ -1868,16 +1877,17 @@
           <w:insideH w:val="single" w:sz="4" w:color="E4E0F2"/>
           <w:insideV w:val="single" w:sz="4" w:color="E4E0F2"/>
         </w:tblBorders>
+        <w:tblLayout w:type="fixed"/>
       </w:tblPr>
       <w:tblGrid>
-        <w:gridCol w:w="3249"/>
-        <w:gridCol w:w="3249"/>
-        <w:gridCol w:w="3249"/>
+        <w:gridCol w:w="2353"/>
+        <w:gridCol w:w="3529"/>
+        <w:gridCol w:w="3529"/>
       </w:tblGrid>
       <w:tr>
         <w:tc>
           <w:tcPr>
-            <w:tcW w:type="dxa" w:w="2268"/>
+            <w:tcW w:type="dxa" w:w="2353"/>
             <w:shd w:val="clear" w:color="auto" w:fill="3A0CA3"/>
           </w:tcPr>
           <w:p>
@@ -1894,7 +1904,7 @@
         </w:tc>
         <w:tc>
           <w:tcPr>
-            <w:tcW w:type="dxa" w:w="3402"/>
+            <w:tcW w:type="dxa" w:w="3529"/>
             <w:shd w:val="clear" w:color="auto" w:fill="3A0CA3"/>
           </w:tcPr>
           <w:p>
@@ -1911,7 +1921,7 @@
         </w:tc>
         <w:tc>
           <w:tcPr>
-            <w:tcW w:type="dxa" w:w="3402"/>
+            <w:tcW w:type="dxa" w:w="3529"/>
             <w:shd w:val="clear" w:color="auto" w:fill="3A0CA3"/>
           </w:tcPr>
           <w:p>
@@ -1930,7 +1940,7 @@
       <w:tr>
         <w:tc>
           <w:tcPr>
-            <w:tcW w:type="dxa" w:w="2268"/>
+            <w:tcW w:type="dxa" w:w="2353"/>
           </w:tcPr>
           <w:p>
             <w:r/>
@@ -1945,7 +1955,7 @@
         </w:tc>
         <w:tc>
           <w:tcPr>
-            <w:tcW w:type="dxa" w:w="3402"/>
+            <w:tcW w:type="dxa" w:w="3529"/>
           </w:tcPr>
           <w:p>
             <w:r/>
@@ -1960,7 +1970,7 @@
         </w:tc>
         <w:tc>
           <w:tcPr>
-            <w:tcW w:type="dxa" w:w="3402"/>
+            <w:tcW w:type="dxa" w:w="3529"/>
           </w:tcPr>
           <w:p>
             <w:r/>
@@ -1977,7 +1987,7 @@
       <w:tr>
         <w:tc>
           <w:tcPr>
-            <w:tcW w:type="dxa" w:w="2268"/>
+            <w:tcW w:type="dxa" w:w="2353"/>
             <w:shd w:val="clear" w:color="auto" w:fill="EBE7F6"/>
           </w:tcPr>
           <w:p>
@@ -1993,7 +2003,7 @@
         </w:tc>
         <w:tc>
           <w:tcPr>
-            <w:tcW w:type="dxa" w:w="3402"/>
+            <w:tcW w:type="dxa" w:w="3529"/>
             <w:shd w:val="clear" w:color="auto" w:fill="EBE7F6"/>
           </w:tcPr>
           <w:p>
@@ -2009,7 +2019,7 @@
         </w:tc>
         <w:tc>
           <w:tcPr>
-            <w:tcW w:type="dxa" w:w="3402"/>
+            <w:tcW w:type="dxa" w:w="3529"/>
             <w:shd w:val="clear" w:color="auto" w:fill="EBE7F6"/>
           </w:tcPr>
           <w:p>
@@ -2027,7 +2037,7 @@
       <w:tr>
         <w:tc>
           <w:tcPr>
-            <w:tcW w:type="dxa" w:w="2268"/>
+            <w:tcW w:type="dxa" w:w="2353"/>
           </w:tcPr>
           <w:p>
             <w:r/>
@@ -2042,7 +2052,7 @@
         </w:tc>
         <w:tc>
           <w:tcPr>
-            <w:tcW w:type="dxa" w:w="3402"/>
+            <w:tcW w:type="dxa" w:w="3529"/>
           </w:tcPr>
           <w:p>
             <w:r/>
@@ -2057,7 +2067,7 @@
         </w:tc>
         <w:tc>
           <w:tcPr>
-            <w:tcW w:type="dxa" w:w="3402"/>
+            <w:tcW w:type="dxa" w:w="3529"/>
           </w:tcPr>
           <w:p>
             <w:r/>
@@ -2074,7 +2084,7 @@
       <w:tr>
         <w:tc>
           <w:tcPr>
-            <w:tcW w:type="dxa" w:w="2268"/>
+            <w:tcW w:type="dxa" w:w="2353"/>
             <w:shd w:val="clear" w:color="auto" w:fill="EBE7F6"/>
           </w:tcPr>
           <w:p>
@@ -2090,7 +2100,7 @@
         </w:tc>
         <w:tc>
           <w:tcPr>
-            <w:tcW w:type="dxa" w:w="3402"/>
+            <w:tcW w:type="dxa" w:w="3529"/>
             <w:shd w:val="clear" w:color="auto" w:fill="EBE7F6"/>
           </w:tcPr>
           <w:p>
@@ -2106,7 +2116,7 @@
         </w:tc>
         <w:tc>
           <w:tcPr>
-            <w:tcW w:type="dxa" w:w="3402"/>
+            <w:tcW w:type="dxa" w:w="3529"/>
             <w:shd w:val="clear" w:color="auto" w:fill="EBE7F6"/>
           </w:tcPr>
           <w:p>
